--- a/HCM_KS25_CNTT6_NguyenTrongNguyen_MD03.docx
+++ b/HCM_KS25_CNTT6_NguyenTrongNguyen_MD03.docx
@@ -2953,6 +2953,15 @@
               </w:rPr>
               <w:t xml:space="preserve"> thống thông báo không có quyền truy cập </w:t>
             </w:r>
+            <w:r>
+              <w:rPr>
+                <w:rFonts w:ascii="Times New Roman" w:eastAsia="Times New Roman" w:hAnsi="Times New Roman" w:cs="Times New Roman"/>
+                <w:sz w:val="24"/>
+                <w:szCs w:val="24"/>
+                <w:lang w:val="vi-VN"/>
+              </w:rPr>
+              <w:t>và không hiển thị thông tin chuyến của B</w:t>
+            </w:r>
           </w:p>
         </w:tc>
       </w:tr>
@@ -3258,15 +3267,16 @@
                 <w:rFonts w:ascii="Times New Roman" w:eastAsia="Times New Roman" w:hAnsi="Times New Roman" w:cs="Times New Roman"/>
                 <w:sz w:val="24"/>
                 <w:szCs w:val="24"/>
-              </w:rPr>
-            </w:pPr>
-            <w:r>
-              <w:rPr>
-                <w:rFonts w:ascii="Times New Roman" w:eastAsia="Times New Roman" w:hAnsi="Times New Roman" w:cs="Times New Roman"/>
-                <w:sz w:val="24"/>
-                <w:szCs w:val="24"/>
-              </w:rPr>
-              <w:t>AC</w:t>
+                <w:lang w:val="vi-VN"/>
+              </w:rPr>
+            </w:pPr>
+            <w:r>
+              <w:rPr>
+                <w:rFonts w:ascii="Times New Roman" w:eastAsia="Times New Roman" w:hAnsi="Times New Roman" w:cs="Times New Roman"/>
+                <w:sz w:val="24"/>
+                <w:szCs w:val="24"/>
+              </w:rPr>
+              <w:t>DoD</w:t>
             </w:r>
           </w:p>
         </w:tc>
@@ -3453,8 +3463,26 @@
                 <w:rFonts w:ascii="Times New Roman" w:eastAsia="Times New Roman" w:hAnsi="Times New Roman" w:cs="Times New Roman"/>
                 <w:sz w:val="24"/>
                 <w:szCs w:val="24"/>
-              </w:rPr>
-            </w:pPr>
+                <w:lang w:val="vi-VN"/>
+              </w:rPr>
+            </w:pPr>
+            <w:r>
+              <w:rPr>
+                <w:rFonts w:ascii="Times New Roman" w:eastAsia="Times New Roman" w:hAnsi="Times New Roman" w:cs="Times New Roman"/>
+                <w:sz w:val="24"/>
+                <w:szCs w:val="24"/>
+              </w:rPr>
+              <w:t>AC</w:t>
+            </w:r>
+            <w:r>
+              <w:rPr>
+                <w:rFonts w:ascii="Times New Roman" w:eastAsia="Times New Roman" w:hAnsi="Times New Roman" w:cs="Times New Roman"/>
+                <w:sz w:val="24"/>
+                <w:szCs w:val="24"/>
+                <w:lang w:val="vi-VN"/>
+              </w:rPr>
+              <w:t xml:space="preserve"> xác định điều kiện chấp nhận của một user cụ thể,DoD là tiêu chuẩn dùng để hoàn thành áp dụng chung cho các hạng mục của công việc</w:t>
+            </w:r>
           </w:p>
         </w:tc>
       </w:tr>
@@ -3753,8 +3781,26 @@
                 <w:rFonts w:ascii="Times New Roman" w:eastAsia="Times New Roman" w:hAnsi="Times New Roman" w:cs="Times New Roman"/>
                 <w:sz w:val="24"/>
                 <w:szCs w:val="24"/>
-              </w:rPr>
-            </w:pPr>
+                <w:lang w:val="vi-VN"/>
+              </w:rPr>
+            </w:pPr>
+            <w:r>
+              <w:rPr>
+                <w:rFonts w:ascii="Times New Roman" w:eastAsia="Times New Roman" w:hAnsi="Times New Roman" w:cs="Times New Roman"/>
+                <w:sz w:val="24"/>
+                <w:szCs w:val="24"/>
+              </w:rPr>
+              <w:t>Đăng</w:t>
+            </w:r>
+            <w:r>
+              <w:rPr>
+                <w:rFonts w:ascii="Times New Roman" w:eastAsia="Times New Roman" w:hAnsi="Times New Roman" w:cs="Times New Roman"/>
+                <w:sz w:val="24"/>
+                <w:szCs w:val="24"/>
+                <w:lang w:val="vi-VN"/>
+              </w:rPr>
+              <w:t xml:space="preserve"> nhập bằng mã OTP có độ phức tạp trung bình,cần xử lý xác thực và kiểm tra mã OTP</w:t>
+            </w:r>
           </w:p>
         </w:tc>
       </w:tr>
@@ -3823,6 +3869,14 @@
                 <w:szCs w:val="24"/>
               </w:rPr>
             </w:pPr>
+            <w:r>
+              <w:rPr>
+                <w:rFonts w:ascii="Times New Roman" w:eastAsia="Times New Roman" w:hAnsi="Times New Roman" w:cs="Times New Roman"/>
+                <w:sz w:val="24"/>
+                <w:szCs w:val="24"/>
+              </w:rPr>
+              <w:t>5</w:t>
+            </w:r>
           </w:p>
         </w:tc>
         <w:tc>
@@ -3849,8 +3903,26 @@
                 <w:rFonts w:ascii="Times New Roman" w:eastAsia="Times New Roman" w:hAnsi="Times New Roman" w:cs="Times New Roman"/>
                 <w:sz w:val="24"/>
                 <w:szCs w:val="24"/>
-              </w:rPr>
-            </w:pPr>
+                <w:lang w:val="vi-VN"/>
+              </w:rPr>
+            </w:pPr>
+            <w:r>
+              <w:rPr>
+                <w:rFonts w:ascii="Times New Roman" w:eastAsia="Times New Roman" w:hAnsi="Times New Roman" w:cs="Times New Roman"/>
+                <w:sz w:val="24"/>
+                <w:szCs w:val="24"/>
+              </w:rPr>
+              <w:t>Xem</w:t>
+            </w:r>
+            <w:r>
+              <w:rPr>
+                <w:rFonts w:ascii="Times New Roman" w:eastAsia="Times New Roman" w:hAnsi="Times New Roman" w:cs="Times New Roman"/>
+                <w:sz w:val="24"/>
+                <w:szCs w:val="24"/>
+                <w:lang w:val="vi-VN"/>
+              </w:rPr>
+              <w:t xml:space="preserve"> danh sách chuyến được phân công do có độ phức tạp cao hơn do cần lấy dữ liệu chuyến,lọc xe và hiển thị danh sách</w:t>
+            </w:r>
           </w:p>
         </w:tc>
       </w:tr>
@@ -3964,8 +4036,35 @@
                 <w:rFonts w:ascii="Times New Roman" w:eastAsia="Times New Roman" w:hAnsi="Times New Roman" w:cs="Times New Roman"/>
                 <w:sz w:val="24"/>
                 <w:szCs w:val="24"/>
-              </w:rPr>
-            </w:pPr>
+                <w:lang w:val="vi-VN"/>
+              </w:rPr>
+            </w:pPr>
+            <w:r>
+              <w:rPr>
+                <w:rFonts w:ascii="Times New Roman" w:eastAsia="Times New Roman" w:hAnsi="Times New Roman" w:cs="Times New Roman"/>
+                <w:sz w:val="24"/>
+                <w:szCs w:val="24"/>
+              </w:rPr>
+              <w:t>Đội</w:t>
+            </w:r>
+            <w:r>
+              <w:rPr>
+                <w:rFonts w:ascii="Times New Roman" w:eastAsia="Times New Roman" w:hAnsi="Times New Roman" w:cs="Times New Roman"/>
+                <w:sz w:val="24"/>
+                <w:szCs w:val="24"/>
+                <w:lang w:val="vi-VN"/>
+              </w:rPr>
+              <w:t xml:space="preserve"> cần thảo luận lý do của từng mục và ước lượng</w:t>
+            </w:r>
+            <w:r>
+              <w:rPr>
+                <w:rFonts w:ascii="Times New Roman" w:eastAsia="Times New Roman" w:hAnsi="Times New Roman" w:cs="Times New Roman"/>
+                <w:sz w:val="24"/>
+                <w:szCs w:val="24"/>
+                <w:lang w:val="vi-VN"/>
+              </w:rPr>
+              <w:t xml:space="preserve"> công việc</w:t>
+            </w:r>
           </w:p>
         </w:tc>
       </w:tr>
